--- a/word_reports/LP_0118_위치_142_Danielle Licalli_Concerto.docx
+++ b/word_reports/LP_0118_위치_142_Danielle Licalli_Concerto.docx
@@ -4,7 +4,7 @@
   <w:body>
     <w:p>
       <w:pPr>
-        <w:spacing w:after="280"/>
+        <w:spacing w:after="80"/>
       </w:pPr>
       <w:r>
         <w:rPr w:rFonts="맑은 고딕">
@@ -13,94 +13,47 @@
           <w:color w:val="1E3A8A"/>
           <w:sz w:val="30"/>
         </w:rPr>
-        <w:t>[142] Danielle Licalli - Concerto Pour Une Voix</w:t>
+        <w:t>Danielle Licalli (다니엘 리칼리) - Concerto Pour Une Voix</w:t>
       </w:r>
     </w:p>
     <w:p>
       <w:pPr>
-        <w:spacing w:after="320"/>
+        <w:spacing w:after="240"/>
       </w:pPr>
       <w:r>
         <w:rPr w:rFonts="맑은 고딕">
           <w:rFonts w:ascii="맑은 고딕" w:hAnsi="맑은 고딕" w:eastAsia="맑은 고딕"/>
           <w:b/>
-          <w:sz w:val="20"/>
+          <w:color w:val="4B5563"/>
+          <w:sz w:val="22"/>
         </w:rPr>
-        <w:t>■ 위치 : 142</w:t>
-        <w:br/>
-      </w:r>
-      <w:r>
-        <w:rPr w:rFonts="맑은 고딕">
-          <w:rFonts w:ascii="맑은 고딕" w:hAnsi="맑은 고딕" w:eastAsia="맑은 고딕"/>
-          <w:b/>
-          <w:sz w:val="20"/>
-        </w:rPr>
-        <w:t>■ 아티스트 : Danielle Licalli</w:t>
-        <w:br/>
-      </w:r>
-      <w:r>
-        <w:rPr w:rFonts="맑은 고딕">
-          <w:rFonts w:ascii="맑은 고딕" w:hAnsi="맑은 고딕" w:eastAsia="맑은 고딕"/>
-          <w:b/>
-          <w:sz w:val="20"/>
-        </w:rPr>
-        <w:t>■ 앨범명 : Concerto Pour Une Voix</w:t>
-        <w:br/>
-      </w:r>
-      <w:r>
-        <w:rPr w:rFonts="맑은 고딕">
-          <w:rFonts w:ascii="맑은 고딕" w:hAnsi="맑은 고딕" w:eastAsia="맑은 고딕"/>
-          <w:b w:val="0"/>
-          <w:sz w:val="20"/>
-        </w:rPr>
-        <w:t>■ 음반 레이블 : Disc'AZ / Barclay</w:t>
-        <w:br/>
-      </w:r>
-      <w:r>
-        <w:rPr w:rFonts="맑은 고딕">
-          <w:rFonts w:ascii="맑은 고딕" w:hAnsi="맑은 고딕" w:eastAsia="맑은 고딕"/>
-          <w:b w:val="0"/>
-          <w:sz w:val="20"/>
-        </w:rPr>
-        <w:t>■ 발매년도 : 1969</w:t>
-        <w:br/>
-      </w:r>
-      <w:r>
-        <w:rPr w:rFonts="맑은 고딕">
-          <w:rFonts w:ascii="맑은 고딕" w:hAnsi="맑은 고딕" w:eastAsia="맑은 고딕"/>
-          <w:b w:val="0"/>
-          <w:sz w:val="20"/>
-        </w:rPr>
-        <w:t>■ 장르 : 클래시컬 크로스오버 (Classical Crossover), 이지 리스닝 (Easy Listening), 보컬리제 (Vocalise)</w:t>
-        <w:br/>
-      </w:r>
-      <w:r>
-        <w:rPr w:rFonts="맑은 고딕">
-          <w:rFonts w:ascii="맑은 고딕" w:hAnsi="맑은 고딕" w:eastAsia="맑은 고딕"/>
-          <w:b w:val="0"/>
-          <w:sz w:val="20"/>
-        </w:rPr>
-        <w:t>■ 주요 수록곡 : 1. Concerto Pour Une Voix (목소리를 위한 협주곡)</w:t>
-        <w:br/>
+        <w:t>위치 :  142</w:t>
       </w:r>
     </w:p>
     <w:p>
       <w:pPr>
-        <w:spacing w:after="160"/>
+        <w:spacing w:line="324" w:lineRule="auto" w:before="80" w:after="160"/>
       </w:pPr>
       <w:r>
         <w:rPr w:rFonts="맑은 고딕">
           <w:rFonts w:ascii="맑은 고딕" w:hAnsi="맑은 고딕" w:eastAsia="맑은 고딕"/>
           <w:b/>
           <w:color w:val="1F2937"/>
-          <w:sz w:val="24"/>
+          <w:sz w:val="22"/>
         </w:rPr>
-        <w:t>■ 음반 해설 및 감상 가이드</w:t>
+        <w:t xml:space="preserve">[음반 소개] </w:t>
+      </w:r>
+      <w:r>
+        <w:rPr w:rFonts="맑은 고딕">
+          <w:rFonts w:ascii="맑은 고딕" w:hAnsi="맑은 고딕" w:eastAsia="맑은 고딕"/>
+          <w:b w:val="0"/>
+          <w:sz w:val="21"/>
+        </w:rPr>
       </w:r>
     </w:p>
     <w:p>
       <w:pPr>
-        <w:spacing w:line="312" w:lineRule="auto" w:after="120"/>
+        <w:spacing w:line="324" w:lineRule="auto" w:after="120"/>
       </w:pPr>
       <w:r>
         <w:rPr w:rFonts="맑은 고딕">
@@ -108,51 +61,516 @@
           <w:b w:val="0"/>
           <w:sz w:val="21"/>
         </w:rPr>
-        <w:t>1960년대 후반 프랑스 음악계에 신선한 파장을 일궈낸 이 음반은 천재적인 작곡가 생 푸르(Saint-Preux)와 천상적인 음색의 소프라노 다니엘 리카리(Danielle Licari)의 운명적인 협업으로 탄생한 명반입니다. 가사 없이 오직 인간의 목소리만을 하나의 완벽한 악기로 사용한 '보컬리제(Vocalise)' 기법의 정점을 보여주는 작품으로, 발매 직후 유럽 전역을 넘어 세계적으로 폭발적인 사랑을 받으며 클래시컬 크로스오버 장르의 포문을 연 불멸의 이정표가 되었습니다.</w:t>
+        <w:t>가사 없는 목소리가 하나의 완전한 악기가 되어 영혼을 울리는 순간을 우리는 생-프뢰(Saint-Preux)와 다니엘 리칼리의 만남에서 목도합니다. 1969년 발표되어 전 세계를 매혹시킨 본 음반은 바로크 음악의 유려한 격조와 팝의 서정성이 천상의 보컬리즈(Vocalise)를 통해 완벽한 합일을 이룬 불멸의 명작입니다. 정교하게 조율된 오케스트레이션 위로 투명하고 청아하게 솟아오르는 리칼리의 음성은 언어의 장벽을 넘어 인간이 지닌 가장 순수한 감정의 결을 어루만집니다. 반세기가 흐른 지금까지도 프렌치 팝과 크로스오버 역사의 가장 우아한 정점에 찬연히 빛나고 있는 기념비적인 음반입니다.</w:t>
       </w:r>
     </w:p>
     <w:p>
       <w:pPr>
-        <w:spacing w:line="312" w:lineRule="auto" w:after="120"/>
+        <w:spacing w:line="324" w:lineRule="auto" w:before="200" w:after="80"/>
       </w:pPr>
+      <w:r>
+        <w:rPr w:rFonts="맑은 고딕">
+          <w:rFonts w:ascii="맑은 고딕" w:hAnsi="맑은 고딕" w:eastAsia="맑은 고딕"/>
+          <w:b/>
+          <w:color w:val="1E3A8A"/>
+          <w:sz w:val="24"/>
+        </w:rPr>
+        <w:t>1. 음반 데이터</w:t>
+      </w:r>
+    </w:p>
+    <w:p>
+      <w:pPr>
+        <w:spacing w:line="324" w:lineRule="auto" w:after="80"/>
+      </w:pPr>
+      <w:r>
+        <w:rPr w:rFonts="맑은 고딕">
+          <w:rFonts w:ascii="맑은 고딕" w:hAnsi="맑은 고딕" w:eastAsia="맑은 고딕"/>
+          <w:b w:val="0"/>
+          <w:color w:val="6B7280"/>
+          <w:sz w:val="21"/>
+        </w:rPr>
+        <w:t xml:space="preserve">· </w:t>
+      </w:r>
+      <w:r>
+        <w:rPr w:rFonts="맑은 고딕">
+          <w:rFonts w:ascii="맑은 고딕" w:hAnsi="맑은 고딕" w:eastAsia="맑은 고딕"/>
+          <w:b/>
+          <w:color w:val="1F2937"/>
+          <w:sz w:val="21"/>
+        </w:rPr>
+        <w:t xml:space="preserve">앨범명: </w:t>
+      </w:r>
       <w:r>
         <w:rPr w:rFonts="맑은 고딕">
           <w:rFonts w:ascii="맑은 고딕" w:hAnsi="맑은 고딕" w:eastAsia="맑은 고딕"/>
           <w:b w:val="0"/>
           <w:sz w:val="21"/>
         </w:rPr>
-        <w:t>음반의 신화적 출발점이자 대표곡인 'Concerto Pour Une Voix(목소리를 위한 협주곡)'는 바로크 양식의 우아한 현악 합주와 모던한 리듬 섹션, 그리고 다니엘 리카리의 투명하고 유려한 소프라노 음색이 기적처럼 어우러진 걸작입니다. 어떠한 언어나 노랫말도 배제된 채 오직 멜로디의 흐름과 보컬의 음영만으로 감정을 전달하며, 인간의 목소리가 다다를 수 있는 가장 아름다운 악기적 경지를 증명해 냅니다. 그녀가 뽑아내는 고음역대의 맑은 선율은 서정적인 애수와 신비로운 숭고함을 동반하여 청자의 마음 깊은 곳을 울립니다.</w:t>
+        <w:t>Concerto Pour Une Voix</w:t>
       </w:r>
     </w:p>
     <w:p>
       <w:pPr>
-        <w:spacing w:line="312" w:lineRule="auto" w:after="120"/>
+        <w:spacing w:line="324" w:lineRule="auto" w:after="80"/>
       </w:pPr>
+      <w:r>
+        <w:rPr w:rFonts="맑은 고딕">
+          <w:rFonts w:ascii="맑은 고딕" w:hAnsi="맑은 고딕" w:eastAsia="맑은 고딕"/>
+          <w:b w:val="0"/>
+          <w:color w:val="6B7280"/>
+          <w:sz w:val="21"/>
+        </w:rPr>
+        <w:t xml:space="preserve">· </w:t>
+      </w:r>
+      <w:r>
+        <w:rPr w:rFonts="맑은 고딕">
+          <w:rFonts w:ascii="맑은 고딕" w:hAnsi="맑은 고딕" w:eastAsia="맑은 고딕"/>
+          <w:b/>
+          <w:color w:val="1F2937"/>
+          <w:sz w:val="21"/>
+        </w:rPr>
+        <w:t xml:space="preserve">아티스트: </w:t>
+      </w:r>
       <w:r>
         <w:rPr w:rFonts="맑은 고딕">
           <w:rFonts w:ascii="맑은 고딕" w:hAnsi="맑은 고딕" w:eastAsia="맑은 고딕"/>
           <w:b w:val="0"/>
           <w:sz w:val="21"/>
         </w:rPr>
-        <w:t>타이틀곡 외에도 앨범 전반을 관통하는 드라마틱한 서사와 클래시컬한 오케스트레이션은 한 편의 서양 고전 교향곡을 감상하는 듯한 깊은 몰입감을 안겨줍니다. 'Le Voyage'나 'Prélude'와 같은 수록곡 역시 탐미적인 낭만주의 감성을 머금고 있어, LP 음반 특유의 따뜻하고 풍부한 아날로그 공명감과 만났을 때 그 입체적인 공간감이 한층 배가됩니다. 웅장한 현악 앙상블 위에 매끄럽게 얹어지는 보컬의 결은 정서적인 위안과 아늑한 고독을 동시에 선사합니다.</w:t>
+        <w:t>Danielle Licalli (다니엘 리칼리)</w:t>
       </w:r>
     </w:p>
     <w:p>
       <w:pPr>
-        <w:spacing w:line="312" w:lineRule="auto" w:after="120"/>
+        <w:spacing w:line="324" w:lineRule="auto" w:after="80"/>
       </w:pPr>
+      <w:r>
+        <w:rPr w:rFonts="맑은 고딕">
+          <w:rFonts w:ascii="맑은 고딕" w:hAnsi="맑은 고딕" w:eastAsia="맑은 고딕"/>
+          <w:b w:val="0"/>
+          <w:color w:val="6B7280"/>
+          <w:sz w:val="21"/>
+        </w:rPr>
+        <w:t xml:space="preserve">· </w:t>
+      </w:r>
+      <w:r>
+        <w:rPr w:rFonts="맑은 고딕">
+          <w:rFonts w:ascii="맑은 고딕" w:hAnsi="맑은 고딕" w:eastAsia="맑은 고딕"/>
+          <w:b/>
+          <w:color w:val="1F2937"/>
+          <w:sz w:val="21"/>
+        </w:rPr>
+        <w:t xml:space="preserve">발매 정보: </w:t>
+      </w:r>
       <w:r>
         <w:rPr w:rFonts="맑은 고딕">
           <w:rFonts w:ascii="맑은 고딕" w:hAnsi="맑은 고딕" w:eastAsia="맑은 고딕"/>
           <w:b w:val="0"/>
           <w:sz w:val="21"/>
         </w:rPr>
-        <w:t>세월이 흘러도 빛색하지 않는 영원한 우아함을 간직한 이 앨범은 클래식의 문턱을 낮추고 팝 음악에 고전적 품격을 더한 시초로서 가치가 높습니다. 턴테이블 위에서 바늘이 회전하며 피어나는 다니엘 리카리의 몽환적인 음색은, 바쁜 현대 일상에서 벗어나 깊은 명상과 정서적 휴식을 갈망하는 LP 음악 애호가들에게 대체 불가능한 감동을 선사할 것입니다.</w:t>
+        <w:t>1969년 프랑스의 천재 작곡가 생-프뢰와의 역사적인 협업을 통해 탄생하여 1970년 프랑스 바클레이(Barclay/Disc'AZ) 레이블 등을 통해 정식 발매된 음반으로, 고전 바로크 양식의 엄격한 형식미와 현대 프렌치 팝 오케스트레이션을 결합한 크로스오버의 효시적 작품입니다.</w:t>
+      </w:r>
+    </w:p>
+    <w:p>
+      <w:pPr>
+        <w:spacing w:line="324" w:lineRule="auto" w:after="80"/>
+      </w:pPr>
+      <w:r>
+        <w:rPr w:rFonts="맑은 고딕">
+          <w:rFonts w:ascii="맑은 고딕" w:hAnsi="맑은 고딕" w:eastAsia="맑은 고딕"/>
+          <w:b w:val="0"/>
+          <w:color w:val="6B7280"/>
+          <w:sz w:val="21"/>
+        </w:rPr>
+        <w:t xml:space="preserve">· </w:t>
+      </w:r>
+      <w:r>
+        <w:rPr w:rFonts="맑은 고딕">
+          <w:rFonts w:ascii="맑은 고딕" w:hAnsi="맑은 고딕" w:eastAsia="맑은 고딕"/>
+          <w:b/>
+          <w:color w:val="1F2937"/>
+          <w:sz w:val="21"/>
+        </w:rPr>
+        <w:t xml:space="preserve">LP 인기도(판매량): </w:t>
+      </w:r>
+      <w:r>
+        <w:rPr w:rFonts="맑은 고딕">
+          <w:rFonts w:ascii="맑은 고딕" w:hAnsi="맑은 고딕" w:eastAsia="맑은 고딕"/>
+          <w:b w:val="0"/>
+          <w:sz w:val="21"/>
+        </w:rPr>
+        <w:t>발매 직후 프랑스 차트 정상에 오르며 단기간에 수백만 장의 경이적인 판매고를 기록하였고, 유럽 전역을 넘어 일본, 멕시코 등 전 세계 팝 마켓에서 골드 디스크를 달성하며 보컬리즈 신드롬을 촉발시켰습니다.</w:t>
+      </w:r>
+    </w:p>
+    <w:p>
+      <w:pPr>
+        <w:spacing w:line="324" w:lineRule="auto" w:after="80"/>
+      </w:pPr>
+      <w:r>
+        <w:rPr w:rFonts="맑은 고딕">
+          <w:rFonts w:ascii="맑은 고딕" w:hAnsi="맑은 고딕" w:eastAsia="맑은 고딕"/>
+          <w:b w:val="0"/>
+          <w:color w:val="6B7280"/>
+          <w:sz w:val="21"/>
+        </w:rPr>
+        <w:t xml:space="preserve">· </w:t>
+      </w:r>
+      <w:r>
+        <w:rPr w:rFonts="맑은 고딕">
+          <w:rFonts w:ascii="맑은 고딕" w:hAnsi="맑은 고딕" w:eastAsia="맑은 고딕"/>
+          <w:b/>
+          <w:color w:val="1F2937"/>
+          <w:sz w:val="21"/>
+        </w:rPr>
+        <w:t xml:space="preserve">각종 수상경력: </w:t>
+      </w:r>
+      <w:r>
+        <w:rPr w:rFonts="맑은 고딕">
+          <w:rFonts w:ascii="맑은 고딕" w:hAnsi="맑은 고딕" w:eastAsia="맑은 고딕"/>
+          <w:b w:val="0"/>
+          <w:sz w:val="21"/>
+        </w:rPr>
+        <w:t>프랑스 음반 협회(SNEP) 골드 레코드 수상을 비롯하여 평단의 극찬을 받았으며, 가사 없는 인간의 육성을 독주 악기의 반열에 올려놓았다는 찬사와 함께 대중음악사에 굵직한 족적을 남긴 명반으로 공인받았습니다.</w:t>
+      </w:r>
+    </w:p>
+    <w:p>
+      <w:pPr>
+        <w:spacing w:line="324" w:lineRule="auto" w:before="200" w:after="80"/>
+      </w:pPr>
+      <w:r>
+        <w:rPr w:rFonts="맑은 고딕">
+          <w:rFonts w:ascii="맑은 고딕" w:hAnsi="맑은 고딕" w:eastAsia="맑은 고딕"/>
+          <w:b/>
+          <w:color w:val="1E3A8A"/>
+          <w:sz w:val="24"/>
+        </w:rPr>
+        <w:t>2. 아티스트 정보</w:t>
+      </w:r>
+    </w:p>
+    <w:p>
+      <w:pPr>
+        <w:spacing w:line="324" w:lineRule="auto" w:after="80"/>
+      </w:pPr>
+      <w:r>
+        <w:rPr w:rFonts="맑은 고딕">
+          <w:rFonts w:ascii="맑은 고딕" w:hAnsi="맑은 고딕" w:eastAsia="맑은 고딕"/>
+          <w:b w:val="0"/>
+          <w:color w:val="6B7280"/>
+          <w:sz w:val="21"/>
+        </w:rPr>
+        <w:t xml:space="preserve">· </w:t>
+      </w:r>
+      <w:r>
+        <w:rPr w:rFonts="맑은 고딕">
+          <w:rFonts w:ascii="맑은 고딕" w:hAnsi="맑은 고딕" w:eastAsia="맑은 고딕"/>
+          <w:b/>
+          <w:color w:val="1F2937"/>
+          <w:sz w:val="21"/>
+        </w:rPr>
+        <w:t xml:space="preserve">국적: </w:t>
+      </w:r>
+      <w:r>
+        <w:rPr w:rFonts="맑은 고딕">
+          <w:rFonts w:ascii="맑은 고딕" w:hAnsi="맑은 고딕" w:eastAsia="맑은 고딕"/>
+          <w:b w:val="0"/>
+          <w:sz w:val="21"/>
+        </w:rPr>
+        <w:t>프랑스 (France)</w:t>
+      </w:r>
+    </w:p>
+    <w:p>
+      <w:pPr>
+        <w:spacing w:line="324" w:lineRule="auto" w:after="80"/>
+      </w:pPr>
+      <w:r>
+        <w:rPr w:rFonts="맑은 고딕">
+          <w:rFonts w:ascii="맑은 고딕" w:hAnsi="맑은 고딕" w:eastAsia="맑은 고딕"/>
+          <w:b w:val="0"/>
+          <w:color w:val="6B7280"/>
+          <w:sz w:val="21"/>
+        </w:rPr>
+        <w:t xml:space="preserve">· </w:t>
+      </w:r>
+      <w:r>
+        <w:rPr w:rFonts="맑은 고딕">
+          <w:rFonts w:ascii="맑은 고딕" w:hAnsi="맑은 고딕" w:eastAsia="맑은 고딕"/>
+          <w:b/>
+          <w:color w:val="1F2937"/>
+          <w:sz w:val="21"/>
+        </w:rPr>
+        <w:t xml:space="preserve">생몰년도: </w:t>
+      </w:r>
+      <w:r>
+        <w:rPr w:rFonts="맑은 고딕">
+          <w:rFonts w:ascii="맑은 고딕" w:hAnsi="맑은 고딕" w:eastAsia="맑은 고딕"/>
+          <w:b w:val="0"/>
+          <w:sz w:val="21"/>
+        </w:rPr>
+        <w:t>1942년 11월 11일 ~ 현재</w:t>
+      </w:r>
+    </w:p>
+    <w:p>
+      <w:pPr>
+        <w:spacing w:line="324" w:lineRule="auto" w:after="80"/>
+      </w:pPr>
+      <w:r>
+        <w:rPr w:rFonts="맑은 고딕">
+          <w:rFonts w:ascii="맑은 고딕" w:hAnsi="맑은 고딕" w:eastAsia="맑은 고딕"/>
+          <w:b w:val="0"/>
+          <w:color w:val="6B7280"/>
+          <w:sz w:val="21"/>
+        </w:rPr>
+        <w:t xml:space="preserve">· </w:t>
+      </w:r>
+      <w:r>
+        <w:rPr w:rFonts="맑은 고딕">
+          <w:rFonts w:ascii="맑은 고딕" w:hAnsi="맑은 고딕" w:eastAsia="맑은 고딕"/>
+          <w:b/>
+          <w:color w:val="1F2937"/>
+          <w:sz w:val="21"/>
+        </w:rPr>
+        <w:t xml:space="preserve">그룹 소속: </w:t>
+      </w:r>
+      <w:r>
+        <w:rPr w:rFonts="맑은 고딕">
+          <w:rFonts w:ascii="맑은 고딕" w:hAnsi="맑은 고딕" w:eastAsia="맑은 고딕"/>
+          <w:b w:val="0"/>
+          <w:sz w:val="21"/>
+        </w:rPr>
+        <w:t>솔로 (소프라노 보컬리스트)</w:t>
+      </w:r>
+    </w:p>
+    <w:p>
+      <w:pPr>
+        <w:spacing w:line="324" w:lineRule="auto" w:after="80"/>
+      </w:pPr>
+      <w:r>
+        <w:rPr w:rFonts="맑은 고딕">
+          <w:rFonts w:ascii="맑은 고딕" w:hAnsi="맑은 고딕" w:eastAsia="맑은 고딕"/>
+          <w:b w:val="0"/>
+          <w:color w:val="6B7280"/>
+          <w:sz w:val="21"/>
+        </w:rPr>
+        <w:t xml:space="preserve">· </w:t>
+      </w:r>
+      <w:r>
+        <w:rPr w:rFonts="맑은 고딕">
+          <w:rFonts w:ascii="맑은 고딕" w:hAnsi="맑은 고딕" w:eastAsia="맑은 고딕"/>
+          <w:b/>
+          <w:color w:val="1F2937"/>
+          <w:sz w:val="21"/>
+        </w:rPr>
+        <w:t xml:space="preserve">아티스트 소개: </w:t>
+      </w:r>
+      <w:r>
+        <w:rPr w:rFonts="맑은 고딕">
+          <w:rFonts w:ascii="맑은 고딕" w:hAnsi="맑은 고딕" w:eastAsia="맑은 고딕"/>
+          <w:b w:val="0"/>
+          <w:sz w:val="21"/>
+        </w:rPr>
+        <w:t>다니엘 리칼리는 영화 '쉘부르의 우산'에서 주인공 카트린 드뇌브의 노래 파트를 완벽하게 대역하며 세계적인 주목을 받은 프랑스의 대표적인 콜로라투라 소프라노입니다. 정통 클래식 발성을 기반으로 언어를 배제한 채 음색과 기교만으로 감정을 표현하는 '스캣'과 '보컬리즈'를 팝의 영역에 성공적으로 안착시킨 독보적인 아티스트입니다.</w:t>
+      </w:r>
+    </w:p>
+    <w:p>
+      <w:pPr>
+        <w:spacing w:line="324" w:lineRule="auto" w:before="200" w:after="80"/>
+      </w:pPr>
+      <w:r>
+        <w:rPr w:rFonts="맑은 고딕">
+          <w:rFonts w:ascii="맑은 고딕" w:hAnsi="맑은 고딕" w:eastAsia="맑은 고딕"/>
+          <w:b/>
+          <w:color w:val="1E3A8A"/>
+          <w:sz w:val="24"/>
+        </w:rPr>
+        <w:t>3. 음반 상세 분석</w:t>
+      </w:r>
+    </w:p>
+    <w:p>
+      <w:pPr>
+        <w:spacing w:line="324" w:lineRule="auto" w:after="80"/>
+      </w:pPr>
+      <w:r>
+        <w:rPr w:rFonts="맑은 고딕">
+          <w:rFonts w:ascii="맑은 고딕" w:hAnsi="맑은 고딕" w:eastAsia="맑은 고딕"/>
+          <w:b w:val="0"/>
+          <w:color w:val="6B7280"/>
+          <w:sz w:val="21"/>
+        </w:rPr>
+        <w:t xml:space="preserve">· </w:t>
+      </w:r>
+      <w:r>
+        <w:rPr w:rFonts="맑은 고딕">
+          <w:rFonts w:ascii="맑은 고딕" w:hAnsi="맑은 고딕" w:eastAsia="맑은 고딕"/>
+          <w:b/>
+          <w:color w:val="1F2937"/>
+          <w:sz w:val="21"/>
+        </w:rPr>
+        <w:t xml:space="preserve">역사적 위치: </w:t>
+      </w:r>
+      <w:r>
+        <w:rPr w:rFonts="맑은 고딕">
+          <w:rFonts w:ascii="맑은 고딕" w:hAnsi="맑은 고딕" w:eastAsia="맑은 고딕"/>
+          <w:b w:val="0"/>
+          <w:sz w:val="21"/>
+        </w:rPr>
+        <w:t>1960년대 말 태동하던 팝 오케스트라 및 이지 리스닝(Easy Listening) 음악의 미학을 궁극으로 끌어올린 걸작입니다. 보컬을 반주의 중심에 서는 멜로디 악기로 격상시킴으로써 클래식과 팝의 경계를 허물었으며, 훗날 전개될 네오 클래식, 뉴에이지, 유러피언 팝 크로스오버 사운드의 기틀을 마련한 음악사적 전환점으로 평가받습니다.</w:t>
+      </w:r>
+    </w:p>
+    <w:p>
+      <w:pPr>
+        <w:spacing w:line="324" w:lineRule="auto" w:after="80"/>
+      </w:pPr>
+      <w:r>
+        <w:rPr w:rFonts="맑은 고딕">
+          <w:rFonts w:ascii="맑은 고딕" w:hAnsi="맑은 고딕" w:eastAsia="맑은 고딕"/>
+          <w:b w:val="0"/>
+          <w:color w:val="6B7280"/>
+          <w:sz w:val="21"/>
+        </w:rPr>
+        <w:t xml:space="preserve">· </w:t>
+      </w:r>
+      <w:r>
+        <w:rPr w:rFonts="맑은 고딕">
+          <w:rFonts w:ascii="맑은 고딕" w:hAnsi="맑은 고딕" w:eastAsia="맑은 고딕"/>
+          <w:b/>
+          <w:color w:val="1F2937"/>
+          <w:sz w:val="21"/>
+        </w:rPr>
+        <w:t xml:space="preserve">시대의 흔적(스토리텔링): </w:t>
+      </w:r>
+      <w:r>
+        <w:rPr w:rFonts="맑은 고딕">
+          <w:rFonts w:ascii="맑은 고딕" w:hAnsi="맑은 고딕" w:eastAsia="맑은 고딕"/>
+          <w:b w:val="0"/>
+          <w:sz w:val="21"/>
+        </w:rPr>
+        <w:t>격동과 변혁이 휘몰아치던 1970년대, 이 음반에 흐르는 낭만과 비애는 청춘들에게 더없는 정서적 안식처를 제공하였습니다. 대한민국에서도 심야 FM 라디오 시그널과 음악 감상실의 스피커를 타고 수많은 이들의 밤을 적셨으며, 특유의 고즈넉한 멜랑콜리는 당대 문청(文靑)들과 음악 애호가들의 감수성을 대변하는 시대의 공기였습니다.</w:t>
+      </w:r>
+    </w:p>
+    <w:p>
+      <w:pPr>
+        <w:spacing w:line="324" w:lineRule="auto" w:before="200" w:after="80"/>
+      </w:pPr>
+      <w:r>
+        <w:rPr w:rFonts="맑은 고딕">
+          <w:rFonts w:ascii="맑은 고딕" w:hAnsi="맑은 고딕" w:eastAsia="맑은 고딕"/>
+          <w:b/>
+          <w:color w:val="1E3A8A"/>
+          <w:sz w:val="24"/>
+        </w:rPr>
+        <w:t>4. 주요 수록곡 및 감상 제언</w:t>
+      </w:r>
+    </w:p>
+    <w:p>
+      <w:pPr>
+        <w:spacing w:line="324" w:lineRule="auto" w:after="80"/>
+      </w:pPr>
+      <w:r>
+        <w:rPr w:rFonts="맑은 고딕">
+          <w:rFonts w:ascii="맑은 고딕" w:hAnsi="맑은 고딕" w:eastAsia="맑은 고딕"/>
+          <w:b w:val="0"/>
+          <w:color w:val="6B7280"/>
+          <w:sz w:val="21"/>
+        </w:rPr>
+        <w:t xml:space="preserve">· </w:t>
+      </w:r>
+      <w:r>
+        <w:rPr w:rFonts="맑은 고딕">
+          <w:rFonts w:ascii="맑은 고딕" w:hAnsi="맑은 고딕" w:eastAsia="맑은 고딕"/>
+          <w:b/>
+          <w:color w:val="1F2937"/>
+          <w:sz w:val="21"/>
+        </w:rPr>
+        <w:t xml:space="preserve">주요 수록곡 특징: </w:t>
+      </w:r>
+      <w:r>
+        <w:rPr w:rFonts="맑은 고딕">
+          <w:rFonts w:ascii="맑은 고딕" w:hAnsi="맑은 고딕" w:eastAsia="맑은 고딕"/>
+          <w:b w:val="0"/>
+          <w:sz w:val="21"/>
+        </w:rPr>
+        <w:t>앨범의 포문을 여는 타이틀곡 'Concerto Pour Une Voix'는 파도처럼 밀려오는 오케스트라 사운드 위로 비상하는 리칼리의 초절정 고음이 형언할 수 없는 전율을 선사합니다. 더불어 피아노의 서정미와 스트링 앙상블이 애틋하게 교차하는 수록곡들은 한 편의 고전 프랑스 흑백 영화를 감상하는 듯한 시각적 잔상을 불러일으키며 음반 전체를 숭고한 통일감으로 엮어냅니다.</w:t>
+      </w:r>
+    </w:p>
+    <w:p>
+      <w:pPr>
+        <w:spacing w:line="324" w:lineRule="auto" w:after="80"/>
+      </w:pPr>
+      <w:r>
+        <w:rPr w:rFonts="맑은 고딕">
+          <w:rFonts w:ascii="맑은 고딕" w:hAnsi="맑은 고딕" w:eastAsia="맑은 고딕"/>
+          <w:b w:val="0"/>
+          <w:color w:val="6B7280"/>
+          <w:sz w:val="21"/>
+        </w:rPr>
+        <w:t xml:space="preserve">· </w:t>
+      </w:r>
+      <w:r>
+        <w:rPr w:rFonts="맑은 고딕">
+          <w:rFonts w:ascii="맑은 고딕" w:hAnsi="맑은 고딕" w:eastAsia="맑은 고딕"/>
+          <w:b/>
+          <w:color w:val="1F2937"/>
+          <w:sz w:val="21"/>
+        </w:rPr>
+        <w:t xml:space="preserve">빈티지 감상 제언: </w:t>
+      </w:r>
+      <w:r>
+        <w:rPr w:rFonts="맑은 고딕">
+          <w:rFonts w:ascii="맑은 고딕" w:hAnsi="맑은 고딕" w:eastAsia="맑은 고딕"/>
+          <w:b w:val="0"/>
+          <w:sz w:val="21"/>
+        </w:rPr>
+        <w:t>턴테이블의 바늘이 그루브를 긁으며 피어오르는 리칼리의 음성은 진공관 앰프를 거칠 때 그 진가를 발휘합니다. 디지털 파일에서는 다듬어져 사라진 초고역대의 미세한 떨림과 공간 잔향이 아날로그 특유의 온기 어린 질감으로 재현되며, 마치 눈앞에서 소프라노가 호흡을 가다듬고 노래하는 듯한 생생한 현장감을 선사합니다.</w:t>
+      </w:r>
+    </w:p>
+    <w:p>
+      <w:pPr>
+        <w:spacing w:line="324" w:lineRule="auto" w:after="80"/>
+      </w:pPr>
+      <w:r>
+        <w:rPr w:rFonts="맑은 고딕">
+          <w:rFonts w:ascii="맑은 고딕" w:hAnsi="맑은 고딕" w:eastAsia="맑은 고딕"/>
+          <w:b w:val="0"/>
+          <w:color w:val="6B7280"/>
+          <w:sz w:val="21"/>
+        </w:rPr>
+        <w:t xml:space="preserve">· </w:t>
+      </w:r>
+      <w:r>
+        <w:rPr w:rFonts="맑은 고딕">
+          <w:rFonts w:ascii="맑은 고딕" w:hAnsi="맑은 고딕" w:eastAsia="맑은 고딕"/>
+          <w:b/>
+          <w:color w:val="1F2937"/>
+          <w:sz w:val="21"/>
+        </w:rPr>
+        <w:t xml:space="preserve">소장 가치: </w:t>
+      </w:r>
+      <w:r>
+        <w:rPr w:rFonts="맑은 고딕">
+          <w:rFonts w:ascii="맑은 고딕" w:hAnsi="맑은 고딕" w:eastAsia="맑은 고딕"/>
+          <w:b w:val="0"/>
+          <w:sz w:val="21"/>
+        </w:rPr>
+        <w:t>'목소리를 위한 협주곡'이라는 표제에 걸맞게 인간의 음성을 가장 아름다운 선율 악기로 형상화해 낸 유일무이한 앨범입니다. 세월의 풍화를 견뎌낸 아날로그 사운드의 원형을 간직하고 있다는 점에서 정통 클래식과 빈티지 팝 컬렉터 모두의 랙에 반드시 보관되어야 할 필수 명반입니다.</w:t>
+      </w:r>
+    </w:p>
+    <w:p>
+      <w:pPr>
+        <w:spacing w:line="324" w:lineRule="auto" w:after="120" w:before="160"/>
+      </w:pPr>
+      <w:r>
+        <w:rPr w:rFonts="맑은 고딕">
+          <w:rFonts w:ascii="맑은 고딕" w:hAnsi="맑은 고딕" w:eastAsia="맑은 고딕"/>
+          <w:b/>
+          <w:color w:val="4338CA"/>
+          <w:sz w:val="21"/>
+        </w:rPr>
+        <w:t>이 음반을 통해 가사를 잊은 순수한 목소리가 빚어내는 아득한 노스탤지어와 바로크 팝의 고결한 미학이 전해주는 감동을 다시 한번 경험해 보시는 것은 어떨까요?</w:t>
       </w:r>
     </w:p>
     <w:sectPr>
       <w:pgSz w:w="12240" w:h="15840"/>
-      <w:pgMar w:top="1440" w:right="1440" w:bottom="1440" w:left="1440" w:header="720" w:footer="720" w:gutter="0"/>
+      <w:pgMar w:top="1152" w:right="1296" w:bottom="1152" w:left="1296" w:header="720" w:footer="720" w:gutter="0"/>
       <w:cols w:space="720"/>
       <w:docGrid w:linePitch="360"/>
     </w:sectPr>

--- a/word_reports/LP_0118_위치_142_Danielle Licalli_Concerto.docx
+++ b/word_reports/LP_0118_위치_142_Danielle Licalli_Concerto.docx
@@ -32,7 +32,7 @@
     </w:p>
     <w:p>
       <w:pPr>
-        <w:spacing w:line="324" w:lineRule="auto" w:before="80" w:after="160"/>
+        <w:spacing w:line="324" w:lineRule="auto" w:before="80" w:after="120"/>
       </w:pPr>
       <w:r>
         <w:rPr w:rFonts="맑은 고딕">
@@ -42,13 +42,6 @@
           <w:sz w:val="22"/>
         </w:rPr>
         <w:t xml:space="preserve">[음반 소개] </w:t>
-      </w:r>
-      <w:r>
-        <w:rPr w:rFonts="맑은 고딕">
-          <w:rFonts w:ascii="맑은 고딕" w:hAnsi="맑은 고딕" w:eastAsia="맑은 고딕"/>
-          <w:b w:val="0"/>
-          <w:sz w:val="21"/>
-        </w:rPr>
       </w:r>
     </w:p>
     <w:p>
@@ -61,7 +54,33 @@
           <w:b w:val="0"/>
           <w:sz w:val="21"/>
         </w:rPr>
-        <w:t>가사 없는 목소리가 하나의 완전한 악기가 되어 영혼을 울리는 순간을 우리는 생-프뢰(Saint-Preux)와 다니엘 리칼리의 만남에서 목도합니다. 1969년 발표되어 전 세계를 매혹시킨 본 음반은 바로크 음악의 유려한 격조와 팝의 서정성이 천상의 보컬리즈(Vocalise)를 통해 완벽한 합일을 이룬 불멸의 명작입니다. 정교하게 조율된 오케스트레이션 위로 투명하고 청아하게 솟아오르는 리칼리의 음성은 언어의 장벽을 넘어 인간이 지닌 가장 순수한 감정의 결을 어루만집니다. 반세기가 흐른 지금까지도 프렌치 팝과 크로스오버 역사의 가장 우아한 정점에 찬연히 빛나고 있는 기념비적인 음반입니다.</w:t>
+        <w:t>인간의 목소리가 닿을 수 있는 가장 숭고하고 순결한 경지는 어디인가. 프랑스의 작곡가 생 프뢰(Saint-Preux)의 비범한 선율과 소프라노 다니엘 리칼리(Danielle Licalli / Licari)의 천상의 음성이 조우한 앨범 《Concerto Pour Une Voix(목소리를 위한 협주곡)》는 팝과 클래식의 경계를 허물며 전 세계 음악 애호가들의 영혼을 단숨에 사로잡은 기념비적인 명반입니다. 1969년 말 녹음되어 이듬해 발표된 이 음반은 가사라는 언어의 한계를 벗어던지고, 오직 허밍과 보칼리제(Vocalise)만으로 인간의 내면에 잠재된 희로애락을 가장 투명하게 투영해 낸 독보적인 예술적 성취를 보여줍니다.</w:t>
+      </w:r>
+    </w:p>
+    <w:p>
+      <w:pPr>
+        <w:spacing w:line="324" w:lineRule="auto" w:after="120"/>
+      </w:pPr>
+      <w:r>
+        <w:rPr w:rFonts="맑은 고딕">
+          <w:rFonts w:ascii="맑은 고딕" w:hAnsi="맑은 고딕" w:eastAsia="맑은 고딕"/>
+          <w:b w:val="0"/>
+          <w:sz w:val="21"/>
+        </w:rPr>
+        <w:t>이 음반이 탄생할 당시, 서구 팝 음악계는 사이키델릭 록과 거친 비트가 주도하던 격동의 전환기를 지나고 있었습니다. 이러한 시대적 풍파 속에서 다니엘 리칼리가 선보인 섬세하고 서정적인 보컬은 메마른 대지 위에 내리는 단비와도 같았습니다. 작곡가 생 프뢰는 인간의 성대를 하나의 완벽한 독주 악기로 파악했고, 리칼리는 모차르트와 라흐마니노프가 추구했던 고전적 기품에 샹송 특유의 낭만주의를 결합하여 음악사에 유례를 찾기 힘든 신비로운 사운드스케이프를 완성해 냈습니다. 언어의 장벽을 초월한 그녀의 목소리는 국경을 넘어 전 세계인의 가슴속에 시대를 초월한 감동의 파문을 일으켰습니다.</w:t>
+      </w:r>
+    </w:p>
+    <w:p>
+      <w:pPr>
+        <w:spacing w:line="324" w:lineRule="auto" w:after="120"/>
+      </w:pPr>
+      <w:r>
+        <w:rPr w:rFonts="맑은 고딕">
+          <w:rFonts w:ascii="맑은 고딕" w:hAnsi="맑은 고딕" w:eastAsia="맑은 고딕"/>
+          <w:b w:val="0"/>
+          <w:sz w:val="21"/>
+        </w:rPr>
+        <w:t>세월이 반세기를 훌쩍 넘긴 오늘날에도 이 음반이 전해주는 울림은 결코 바래지 않습니다. 그것은 디지털 사운드가 결코 흉내 낼 수 없는, 사람의 숨결과 심장 박동이 고스란히 담긴 순수한 아날로그의 서정이기 때문입니다. 다니엘 리칼리가 아로새긴 은빛 음성은 상처받은 현대인들의 영혼을 어루만져 주는 따스한 위로이자, 사라져가는 순수함에 대한 찬연한 헌사로 남아 있습니다. 이 음반은 단순한 이지 리스닝이나 팝-클래식의 유행을 넘어, 인간의 목소리가 지닌 무한한 서정적 가능성을 증명한 위대한 유산입니다.</w:t>
       </w:r>
     </w:p>
     <w:p>
@@ -168,7 +187,7 @@
           <w:b w:val="0"/>
           <w:sz w:val="21"/>
         </w:rPr>
-        <w:t>1969년 프랑스의 천재 작곡가 생-프뢰와의 역사적인 협업을 통해 탄생하여 1970년 프랑스 바클레이(Barclay/Disc'AZ) 레이블 등을 통해 정식 발매된 음반으로, 고전 바로크 양식의 엄격한 형식미와 현대 프렌치 팝 오케스트레이션을 결합한 크로스오버의 효시적 작품입니다.</w:t>
+        <w:t>1969년 프랑스 천재 작곡가 생 프뢰와의 협업으로 탄생하여 1970년 공식 발매된 앨범으로, 팝스 오케스트레이션과 소프라노의 독창적 보칼리제가 결합하여 유럽을 넘어 전 세계에 네오 클래시컬 붐을 일으킨 역사적 명반.</w:t>
       </w:r>
     </w:p>
     <w:p>
@@ -199,7 +218,7 @@
           <w:b w:val="0"/>
           <w:sz w:val="21"/>
         </w:rPr>
-        <w:t>발매 직후 프랑스 차트 정상에 오르며 단기간에 수백만 장의 경이적인 판매고를 기록하였고, 유럽 전역을 넘어 일본, 멕시코 등 전 세계 팝 마켓에서 골드 디스크를 달성하며 보컬리즈 신드롬을 촉발시켰습니다.</w:t>
+        <w:t>발매 직후 프랑스 차트 정상은 물론 일본, 캐나다, 멕시코 등 전 세계 차트를 석권하였으며, 타이틀곡은 단일 싱글로만 수백만 장 이상의 경이적인 판매고를 기록하며 플래티넘을 달성함.</w:t>
       </w:r>
     </w:p>
     <w:p>
@@ -230,7 +249,7 @@
           <w:b w:val="0"/>
           <w:sz w:val="21"/>
         </w:rPr>
-        <w:t>프랑스 음반 협회(SNEP) 골드 레코드 수상을 비롯하여 평단의 극찬을 받았으며, 가사 없는 인간의 육성을 독주 악기의 반열에 올려놓았다는 찬사와 함께 대중음악사에 굵직한 족적을 남긴 명반으로 공인받았습니다.</w:t>
+        <w:t>프랑스 음반 아카데미를 비롯한 유럽 유수의 음악 평단으로부터 "인간의 목소리를 완벽한 협주 악기로 승화시킨 걸작"이라는 극찬을 받으며 클래식 크로스오버 분야의 불멸의 이정표로 공인받음.</w:t>
       </w:r>
     </w:p>
     <w:p>
@@ -275,7 +294,7 @@
           <w:b w:val="0"/>
           <w:sz w:val="21"/>
         </w:rPr>
-        <w:t>프랑스 (France)</w:t>
+        <w:t>프랑스</w:t>
       </w:r>
     </w:p>
     <w:p>
@@ -306,7 +325,7 @@
           <w:b w:val="0"/>
           <w:sz w:val="21"/>
         </w:rPr>
-        <w:t>1942년 11월 11일 ~ 현재</w:t>
+        <w:t>1942년 11월 11일 출생</w:t>
       </w:r>
     </w:p>
     <w:p>
@@ -337,7 +356,7 @@
           <w:b w:val="0"/>
           <w:sz w:val="21"/>
         </w:rPr>
-        <w:t>솔로 (소프라노 보컬리스트)</w:t>
+        <w:t>솔로</w:t>
       </w:r>
     </w:p>
     <w:p>
@@ -368,7 +387,7 @@
           <w:b w:val="0"/>
           <w:sz w:val="21"/>
         </w:rPr>
-        <w:t>다니엘 리칼리는 영화 '쉘부르의 우산'에서 주인공 카트린 드뇌브의 노래 파트를 완벽하게 대역하며 세계적인 주목을 받은 프랑스의 대표적인 콜로라투라 소프라노입니다. 정통 클래식 발성을 기반으로 언어를 배제한 채 음색과 기교만으로 감정을 표현하는 '스캣'과 '보컬리즈'를 팝의 영역에 성공적으로 안착시킨 독보적인 아티스트입니다.</w:t>
+        <w:t>벨벳처럼 부드러우면서도 수정처럼 맑고 투명한 음색을 지닌 프랑스의 전설적인 소프라노이자 스캣 보컬리스트입니다. 가사 없는 허밍 창법인 보칼리제의 독보적인 일인자로서, 영화 《쉘부르의 우산》의 보컬 더빙을 비롯해 클래식과 프렌치 팝의 경계를 우아하게 유영하며 음악사에 지워지지 않을 독창적인 발자취를 남겼습니다.</w:t>
       </w:r>
     </w:p>
     <w:p>
@@ -413,7 +432,7 @@
           <w:b w:val="0"/>
           <w:sz w:val="21"/>
         </w:rPr>
-        <w:t>1960년대 말 태동하던 팝 오케스트라 및 이지 리스닝(Easy Listening) 음악의 미학을 궁극으로 끌어올린 걸작입니다. 보컬을 반주의 중심에 서는 멜로디 악기로 격상시킴으로써 클래식과 팝의 경계를 허물었으며, 훗날 전개될 네오 클래식, 뉴에이지, 유러피언 팝 크로스오버 사운드의 기틀을 마련한 음악사적 전환점으로 평가받습니다.</w:t>
+        <w:t>클래식의 고전적 협주곡 형식과 현대 팝의 감미로운 오케스트레이션을 결합하여 크로스오버라는 장르가 본격화되기 이전에 이미 그 정점을 보여준 선구적 앨범입니다. 인간의 육성을 하나의 악기로 사용하여 교향악적 울림을 완성해 낸 팝-클래식 역사상 가장 완성도 높은 작품 중 하나로 평가받습니다.</w:t>
       </w:r>
     </w:p>
     <w:p>
@@ -444,7 +463,7 @@
           <w:b w:val="0"/>
           <w:sz w:val="21"/>
         </w:rPr>
-        <w:t>격동과 변혁이 휘몰아치던 1970년대, 이 음반에 흐르는 낭만과 비애는 청춘들에게 더없는 정서적 안식처를 제공하였습니다. 대한민국에서도 심야 FM 라디오 시그널과 음악 감상실의 스피커를 타고 수많은 이들의 밤을 적셨으며, 특유의 고즈넉한 멜랑콜리는 당대 문청(文靑)들과 음악 애호가들의 감수성을 대변하는 시대의 공기였습니다.</w:t>
+        <w:t>1970년대 격변의 시대를 살아가던 전 세계 청춘들에게 이 음반은 순수한 서정과 낭만의 도피처가 되어 주었습니다. 특히 대한민국에서는 당시 심야 라디오 프로그램의 시그널과 배경음악으로 끊임없이 흘러나오며, 아날로그 감성을 공유하던 청년 세대의 애환과 문학적 감수성을 상징하는 시대의 배경음악으로 깊이 각인되었습니다.</w:t>
       </w:r>
     </w:p>
     <w:p>
@@ -489,7 +508,7 @@
           <w:b w:val="0"/>
           <w:sz w:val="21"/>
         </w:rPr>
-        <w:t>앨범의 포문을 여는 타이틀곡 'Concerto Pour Une Voix'는 파도처럼 밀려오는 오케스트라 사운드 위로 비상하는 리칼리의 초절정 고음이 형언할 수 없는 전율을 선사합니다. 더불어 피아노의 서정미와 스트링 앙상블이 애틋하게 교차하는 수록곡들은 한 편의 고전 프랑스 흑백 영화를 감상하는 듯한 시각적 잔상을 불러일으키며 음반 전체를 숭고한 통일감으로 엮어냅니다.</w:t>
+        <w:t>불후의 타이틀 명곡 〈Concerto Pour Une Voix〉는 웅장한 오케스트라와 낭만적인 피아노 위로 펼쳐지는 리칼리의 경이로운 고음 스캣이 압도적인 비장미를 선사합니다. 이와 함께 수록된 서정적인 소품들은 프렌치 팝 특유의 우아함과 바로크 음악의 기품이 어우러져 한 편의 시를 읽는 듯한 깊은 감동을 자아냅니다.</w:t>
       </w:r>
     </w:p>
     <w:p>
@@ -520,7 +539,7 @@
           <w:b w:val="0"/>
           <w:sz w:val="21"/>
         </w:rPr>
-        <w:t>턴테이블의 바늘이 그루브를 긁으며 피어오르는 리칼리의 음성은 진공관 앰프를 거칠 때 그 진가를 발휘합니다. 디지털 파일에서는 다듬어져 사라진 초고역대의 미세한 떨림과 공간 잔향이 아날로그 특유의 온기 어린 질감으로 재현되며, 마치 눈앞에서 소프라노가 호흡을 가다듬고 노래하는 듯한 생생한 현장감을 선사합니다.</w:t>
+        <w:t>턴테이블의 바늘이 소리골을 타는 순간 피어오르는 미세한 온기와 진공관 앰프 특유의 두터운 중음역 배음 속에서 감상할 때 그 진가가 드러납니다. 디지털 음원에서는 자칫 차갑게 들릴 수 있는 초고역의 보칼리제가 LP의 아날로그 질감을 통해 실크처럼 매끄럽고 포근하게 공간을 채우는 마법을 경험할 수 있습니다.</w:t>
       </w:r>
     </w:p>
     <w:p>
@@ -551,7 +570,7 @@
           <w:b w:val="0"/>
           <w:sz w:val="21"/>
         </w:rPr>
-        <w:t>'목소리를 위한 협주곡'이라는 표제에 걸맞게 인간의 음성을 가장 아름다운 선율 악기로 형상화해 낸 유일무이한 앨범입니다. 세월의 풍화를 견뎌낸 아날로그 사운드의 원형을 간직하고 있다는 점에서 정통 클래식과 빈티지 팝 컬렉터 모두의 랙에 반드시 보관되어야 할 필수 명반입니다.</w:t>
+        <w:t>보칼리제 음악의 원류이자 클래식 크로스오버의 교과서와도 같은 앨범으로, 반세기가 지난 지금까지도 오리지널 바이닐이 선사하는 아우라는 대체 불가능합니다. 프렌치 낭만주의와 아날로그 레코드 미학의 정수를 소장하고자 하는 모든 컬렉터에게 필수적인 음반입니다.</w:t>
       </w:r>
     </w:p>
     <w:p>
@@ -565,7 +584,7 @@
           <w:color w:val="4338CA"/>
           <w:sz w:val="21"/>
         </w:rPr>
-        <w:t>이 음반을 통해 가사를 잊은 순수한 목소리가 빚어내는 아득한 노스탤지어와 바로크 팝의 고결한 미학이 전해주는 감동을 다시 한번 경험해 보시는 것은 어떨까요?</w:t>
+        <w:t>이 음반을 통해 가사를 초월하여 영혼을 울리는 천상의 목소리가 전해주는 감동을 다시 한번 경험해 보시는 것은 어떨까요?</w:t>
       </w:r>
     </w:p>
     <w:sectPr>
